--- a/files/HC_03_Hospital_Strategy_Plan.docx
+++ b/files/HC_03_Hospital_Strategy_Plan.docx
@@ -4,227 +4,1319 @@
   <w:body>
     <w:p>
       <w:pPr>
-        <w:pStyle w:val="Title"/>
+        <w:jc w:val="left"/>
       </w:pPr>
       <w:r>
         <w:rPr>
-          <w:color w:val="1F4E78"/>
+          <w:b/>
+          <w:color w:val="6B7280"/>
+          <w:sz w:val="18"/>
         </w:rPr>
-        <w:t>Hospital Network — Hospital Strategy Plan</w:t>
-      </w:r>
-    </w:p>
-    <w:p>
-      <w:r>
-        <w:rPr>
-          <w:i/>
-        </w:rPr>
-        <w:t>Document owner: Hospital Network Group Office</w:t>
-      </w:r>
-      <w:r>
-        <w:rPr>
-          <w:i/>
-        </w:rPr>
-        <w:t xml:space="preserve"> · Version: FY2025-A</w:t>
+        <w:t>ZAVA CONGLOMERATE</w:t>
       </w:r>
     </w:p>
     <w:p>
       <w:pPr>
-        <w:pStyle w:val="Heading1"/>
+        <w:spacing w:after="40"/>
       </w:pPr>
       <w:r>
-        <w:t>1. Executive Summary</w:t>
-      </w:r>
-    </w:p>
-    <w:p>
-      <w:r>
-        <w:t>MOH readiness at risk as bed occupancy hits 92% and JCI score slips to 78%.</w:t>
-      </w:r>
-    </w:p>
-    <w:p>
-      <w:r>
-        <w:t>This hospital strategy plan is grounded on the FY2025 working dataset for Hospital Network and informs the Board, the regulator, and the operating committee of the corrective actions agreed under the recovery plan.</w:t>
+        <w:rPr>
+          <w:b/>
+          <w:color w:val="1F2D55"/>
+          <w:sz w:val="44"/>
+        </w:rPr>
+        <w:t>HC 03 Hospital Strategy Plan</w:t>
       </w:r>
     </w:p>
     <w:p>
       <w:pPr>
-        <w:pStyle w:val="Heading1"/>
+        <w:spacing w:after="200"/>
       </w:pPr>
       <w:r>
-        <w:t>2. Scenario &amp; Background</w:t>
-      </w:r>
-    </w:p>
-    <w:p>
-      <w:r>
-        <w:t>Zava Health Malaysia runs nine tertiary and secondary hospitals across Klang Valley, Penang, Johor, and East Malaysia, with linked referral pathways into Indonesia (operating similarly to **IHH Healthcare**, **KPJ Healthcare**, **Sunway Medical**, and **Columbia Asia Hospitals**). Group revenue is tracking MYR 1.92 billion, but average bed occupancy has surged to 92% while OT utilisation has become uneven, ranging from 54% to 88% across sites. The Department P&amp;L sheet shows oncology and emergency medicine protecting top-line growth while two legacy medical wards are now EBITDA-negative. The Group Finance Manager — Nurul-style profile (post-IHH-immersion reference) — is also chasing month-end close acceleration, doctor-fee reconciliation, and BPJS/insurer billing variance recovery. Patient volumes are rising 11% year on year, yet the JCI Compliance Score sheet shows medication safety, discharge turnaround, and hand-hygiene audit performance all below internal threshold. A Ministry of Health Malaysia review is due in nine weeks, and the Board wants assurance that clinical governance controls in HC_02_Clinical_Governance_Policy.docx are being translated into daily operating discipline. Management is also weighing whether to defer one ward refurbishment after MedTech procurement delays. The Indonesian affiliate is facing similar referral pressure and is watching the group response for Kemenkes reporting alignment.</w:t>
-      </w:r>
-    </w:p>
-    <w:p>
-      <w:r>
-        <w:t>The team has triangulated Hospital Network's most recent reported performance against three peer benchmarks and against the regulator's published thresholds for the sector. Findings carried over from the prior cycle have been re-examined to test whether the original assumptions still hold.</w:t>
+        <w:rPr>
+          <w:i/>
+          <w:color w:val="4B5B7C"/>
+          <w:sz w:val="22"/>
+        </w:rPr>
+        <w:t>Strategy Document · Zava Forward 2030</w:t>
       </w:r>
     </w:p>
     <w:p>
       <w:pPr>
-        <w:pStyle w:val="Heading1"/>
+        <w:spacing w:after="40"/>
       </w:pPr>
       <w:r>
-        <w:t>3. Detail &amp; Working</w:t>
+        <w:rPr>
+          <w:b/>
+          <w:color w:val="1F2D55"/>
+          <w:sz w:val="20"/>
+        </w:rPr>
+        <w:t xml:space="preserve">Owner:  </w:t>
+      </w:r>
+      <w:r>
+        <w:rPr>
+          <w:sz w:val="20"/>
+        </w:rPr>
+        <w:t>Group Strategy Director</w:t>
       </w:r>
     </w:p>
     <w:p>
       <w:pPr>
-        <w:pStyle w:val="Heading2"/>
+        <w:spacing w:after="40"/>
       </w:pPr>
       <w:r>
-        <w:t>3.1 Position at end of period</w:t>
+        <w:rPr>
+          <w:b/>
+          <w:color w:val="1F2D55"/>
+          <w:sz w:val="20"/>
+        </w:rPr>
+        <w:t xml:space="preserve">Approved:  </w:t>
       </w:r>
-    </w:p>
-    <w:p>
       <w:r>
-        <w:t>Position at end of period for Hospital Network as it stands on the working dataset for this hospital strategy plan. Reference figures and supporting tabs are stored alongside this document in the Group repository under the HOSPITAL-NETWORK folder.</w:t>
+        <w:rPr>
+          <w:sz w:val="20"/>
+        </w:rPr>
+        <w:t>Board, May 2026</w:t>
       </w:r>
     </w:p>
     <w:p>
       <w:pPr>
-        <w:pStyle w:val="Heading2"/>
+        <w:spacing w:after="40"/>
       </w:pPr>
       <w:r>
-        <w:t>3.2 Key drivers</w:t>
+        <w:rPr>
+          <w:b/>
+          <w:color w:val="1F2D55"/>
+          <w:sz w:val="20"/>
+        </w:rPr>
+        <w:t xml:space="preserve">Horizon:  </w:t>
       </w:r>
-    </w:p>
-    <w:p>
       <w:r>
-        <w:t>Key drivers for Hospital Network as it stands on the working dataset for this hospital strategy plan. Reference figures and supporting tabs are stored alongside this document in the Group repository under the HOSPITAL-NETWORK folder.</w:t>
+        <w:rPr>
+          <w:sz w:val="20"/>
+        </w:rPr>
+        <w:t>FY2026 – FY2030</w:t>
       </w:r>
     </w:p>
     <w:p>
       <w:pPr>
-        <w:pStyle w:val="Heading2"/>
+        <w:spacing w:after="40"/>
       </w:pPr>
       <w:r>
-        <w:t>3.3 Sensitivities and assumptions</w:t>
+        <w:rPr>
+          <w:b/>
+          <w:color w:val="1F2D55"/>
+          <w:sz w:val="20"/>
+        </w:rPr>
+        <w:t xml:space="preserve">Review cadence:  </w:t>
       </w:r>
-    </w:p>
-    <w:p>
       <w:r>
-        <w:t>Sensitivities and assumptions for Hospital Network as it stands on the working dataset for this hospital strategy plan. Reference figures and supporting tabs are stored alongside this document in the Group repository under the HOSPITAL-NETWORK folder.</w:t>
+        <w:rPr>
+          <w:sz w:val="20"/>
+        </w:rPr>
+        <w:t>Annual full refresh; quarterly progress review</w:t>
       </w:r>
     </w:p>
     <w:p>
       <w:pPr>
-        <w:pStyle w:val="Heading2"/>
+        <w:spacing w:after="40"/>
       </w:pPr>
       <w:r>
-        <w:t>3.4 Open issues and unknowns</w:t>
+        <w:rPr>
+          <w:b/>
+          <w:color w:val="1F2D55"/>
+          <w:sz w:val="20"/>
+        </w:rPr>
+        <w:t xml:space="preserve">Source file:  </w:t>
       </w:r>
-    </w:p>
-    <w:p>
       <w:r>
-        <w:t>Open issues and unknowns for Hospital Network as it stands on the working dataset for this hospital strategy plan. Reference figures and supporting tabs are stored alongside this document in the Group repository under the HOSPITAL-NETWORK folder.</w:t>
+        <w:rPr>
+          <w:sz w:val="20"/>
+        </w:rPr>
+        <w:t>HC_03_Hospital_Strategy_Plan.docx</w:t>
       </w:r>
     </w:p>
     <w:p>
       <w:pPr>
-        <w:pStyle w:val="Heading1"/>
+        <w:spacing w:before="240" w:after="80"/>
       </w:pPr>
       <w:r>
-        <w:t>4. Recommended Actions</w:t>
+        <w:rPr>
+          <w:b/>
+          <w:color w:val="1F2D55"/>
+          <w:sz w:val="26"/>
+        </w:rPr>
+        <w:t>Our purpose</w:t>
+      </w:r>
+    </w:p>
+    <w:p>
+      <w:pPr>
+        <w:spacing w:after="80"/>
+      </w:pPr>
+      <w:r>
+        <w:rPr>
+          <w:i w:val="0"/>
+          <w:sz w:val="20"/>
+        </w:rPr>
+        <w:t>Zava Conglomerate exists to build enduring businesses that create value for shareholders, opportunities for employees and positive impact for the communities in which we operate. The purpose has remained constant since the Group's founding; what changes is the means by which we deliver it.</w:t>
+      </w:r>
+    </w:p>
+    <w:p>
+      <w:pPr>
+        <w:spacing w:before="240" w:after="80"/>
+      </w:pPr>
+      <w:r>
+        <w:rPr>
+          <w:b/>
+          <w:color w:val="1F2D55"/>
+          <w:sz w:val="26"/>
+        </w:rPr>
+        <w:t>Our 2030 ambition</w:t>
+      </w:r>
+    </w:p>
+    <w:p>
+      <w:pPr>
+        <w:spacing w:after="80"/>
+      </w:pPr>
+      <w:r>
+        <w:rPr>
+          <w:i w:val="0"/>
+          <w:sz w:val="20"/>
+        </w:rPr>
+        <w:t>By FY2030 we aim to be the most respected ASEAN-headquartered diversified conglomerate, measured by total shareholder return, employee engagement, and ESG performance. We will grow Group revenue from MYR 44 billion (FY2025) to MYR 72-78 billion (FY2030), with EBITDA margin sustained at 20-22%, ROIC at or above 13%, and Net Debt/EBITDA between 2.0× and 2.5×.</w:t>
+      </w:r>
+    </w:p>
+    <w:p>
+      <w:pPr>
+        <w:spacing w:before="240" w:after="80"/>
+      </w:pPr>
+      <w:r>
+        <w:rPr>
+          <w:b/>
+          <w:color w:val="1F2D55"/>
+          <w:sz w:val="26"/>
+        </w:rPr>
+        <w:t>The five strategic pillars</w:t>
+      </w:r>
+    </w:p>
+    <w:p>
+      <w:pPr>
+        <w:spacing w:before="160" w:after="40"/>
+      </w:pPr>
+      <w:r>
+        <w:rPr>
+          <w:b/>
+          <w:color w:val="4B5B7C"/>
+          <w:sz w:val="22"/>
+        </w:rPr>
+        <w:t>Pillar 1 — Focus the portfolio</w:t>
+      </w:r>
+    </w:p>
+    <w:p>
+      <w:pPr>
+        <w:spacing w:after="80"/>
+      </w:pPr>
+      <w:r>
+        <w:rPr>
+          <w:i w:val="0"/>
+          <w:sz w:val="20"/>
+        </w:rPr>
+        <w:t>Concentrate capital on businesses where Zava can be top-quartile in its market. Active rotation: targeted exit from sub-scale positions; targeted bolt-on M&amp;A in growth platforms (Healthcare Services, Industrial Manufacturing, Digital Infrastructure). Target portfolio composition by 2030: 70% growth, 25% mature, 5% optionality.</w:t>
+      </w:r>
+    </w:p>
+    <w:p>
+      <w:pPr>
+        <w:spacing w:before="160" w:after="40"/>
+      </w:pPr>
+      <w:r>
+        <w:rPr>
+          <w:b/>
+          <w:color w:val="4B5B7C"/>
+          <w:sz w:val="22"/>
+        </w:rPr>
+        <w:t>Pillar 2 — Operate with discipline</w:t>
+      </w:r>
+    </w:p>
+    <w:p>
+      <w:pPr>
+        <w:spacing w:after="80"/>
+      </w:pPr>
+      <w:r>
+        <w:rPr>
+          <w:i w:val="0"/>
+          <w:sz w:val="20"/>
+        </w:rPr>
+        <w:t>Build top-quartile execution. Performance management cadence at divisional, departmental and team level. Continuous-improvement programme across 11 divisions. Shared-services consolidation to release MYR 180-240m run-rate by FY2028. Digital-first operating model: 70% management-user analytics adoption by FY2027.</w:t>
+      </w:r>
+    </w:p>
+    <w:p>
+      <w:pPr>
+        <w:spacing w:before="160" w:after="40"/>
+      </w:pPr>
+      <w:r>
+        <w:rPr>
+          <w:b/>
+          <w:color w:val="4B5B7C"/>
+          <w:sz w:val="22"/>
+        </w:rPr>
+        <w:t>Pillar 3 — Lead in our markets</w:t>
+      </w:r>
+    </w:p>
+    <w:p>
+      <w:pPr>
+        <w:spacing w:after="80"/>
+      </w:pPr>
+      <w:r>
+        <w:rPr>
+          <w:i w:val="0"/>
+          <w:sz w:val="20"/>
+        </w:rPr>
+        <w:t>Customer obsession: NPS leadership in 7 of 11 divisions. Brand investment targeted at growth platforms. Innovation pipeline: 20% of revenue from products launched in the prior 3 years.</w:t>
+      </w:r>
+    </w:p>
+    <w:p>
+      <w:pPr>
+        <w:spacing w:before="160" w:after="40"/>
+      </w:pPr>
+      <w:r>
+        <w:rPr>
+          <w:b/>
+          <w:color w:val="4B5B7C"/>
+          <w:sz w:val="22"/>
+        </w:rPr>
+        <w:t>Pillar 4 — Build the team</w:t>
+      </w:r>
+    </w:p>
+    <w:p>
+      <w:pPr>
+        <w:spacing w:after="80"/>
+      </w:pPr>
+      <w:r>
+        <w:rPr>
+          <w:i w:val="0"/>
+          <w:sz w:val="20"/>
+        </w:rPr>
+        <w:t>Talent is the binding constraint. Top-talent retention &gt;92%. Internal mobility &gt;35%. Leadership bench: 2 ready-now successors for every top-200 role by end-FY2028. Employee engagement &gt;82% (Group avg) and &gt;75% in every division.</w:t>
+      </w:r>
+    </w:p>
+    <w:p>
+      <w:pPr>
+        <w:spacing w:before="160" w:after="40"/>
+      </w:pPr>
+      <w:r>
+        <w:rPr>
+          <w:b/>
+          <w:color w:val="4B5B7C"/>
+          <w:sz w:val="22"/>
+        </w:rPr>
+        <w:t>Pillar 5 — Anchor in trust</w:t>
+      </w:r>
+    </w:p>
+    <w:p>
+      <w:pPr>
+        <w:spacing w:after="80"/>
+      </w:pPr>
+      <w:r>
+        <w:rPr>
+          <w:i w:val="0"/>
+          <w:sz w:val="20"/>
+        </w:rPr>
+        <w:t>Governance, compliance and ESG performance that compound trust over time. Net-zero Scope-1 and Scope-2 by 2045; Scope-3 by 2055. ISSB-aligned disclosures with external assurance from FY2027. Whistleblowing culture: speak-up index above benchmark. Zero tolerance for material compliance breach.</w:t>
+      </w:r>
+    </w:p>
+    <w:p>
+      <w:pPr>
+        <w:spacing w:before="240" w:after="80"/>
+      </w:pPr>
+      <w:r>
+        <w:rPr>
+          <w:b/>
+          <w:color w:val="1F2D55"/>
+          <w:sz w:val="26"/>
+        </w:rPr>
+        <w:t>Capital allocation framework</w:t>
+      </w:r>
+    </w:p>
+    <w:tbl>
+      <w:tblPr>
+        <w:tblStyle w:val="LightGrid-Accent1"/>
+        <w:tblW w:type="auto" w:w="0"/>
+        <w:tblLook w:firstColumn="1" w:firstRow="1" w:lastColumn="0" w:lastRow="0" w:noHBand="0" w:noVBand="1" w:val="04A0"/>
+      </w:tblPr>
+      <w:tblGrid>
+        <w:gridCol w:w="2880"/>
+        <w:gridCol w:w="2880"/>
+        <w:gridCol w:w="2880"/>
+      </w:tblGrid>
+      <w:tr>
+        <w:tc>
+          <w:tcPr>
+            <w:tcW w:type="dxa" w:w="2880"/>
+            <w:shd w:val="clear" w:color="auto" w:fill="1F2D55"/>
+          </w:tcPr>
+          <w:p>
+            <w:r>
+              <w:rPr>
+                <w:b/>
+                <w:color w:val="FFFFFF"/>
+                <w:sz w:val="18"/>
+              </w:rPr>
+              <w:t>Use of capital</w:t>
+            </w:r>
+          </w:p>
+        </w:tc>
+        <w:tc>
+          <w:tcPr>
+            <w:tcW w:type="dxa" w:w="2880"/>
+            <w:shd w:val="clear" w:color="auto" w:fill="1F2D55"/>
+          </w:tcPr>
+          <w:p>
+            <w:r>
+              <w:rPr>
+                <w:b/>
+                <w:color w:val="FFFFFF"/>
+                <w:sz w:val="18"/>
+              </w:rPr>
+              <w:t>FY2026-2030 share</w:t>
+            </w:r>
+          </w:p>
+        </w:tc>
+        <w:tc>
+          <w:tcPr>
+            <w:tcW w:type="dxa" w:w="2880"/>
+            <w:shd w:val="clear" w:color="auto" w:fill="1F2D55"/>
+          </w:tcPr>
+          <w:p>
+            <w:r>
+              <w:rPr>
+                <w:b/>
+                <w:color w:val="FFFFFF"/>
+                <w:sz w:val="18"/>
+              </w:rPr>
+              <w:t>Notes</w:t>
+            </w:r>
+          </w:p>
+        </w:tc>
+      </w:tr>
+      <w:tr>
+        <w:tc>
+          <w:tcPr>
+            <w:tcW w:type="dxa" w:w="2880"/>
+          </w:tcPr>
+          <w:p>
+            <w:r>
+              <w:rPr>
+                <w:sz w:val="18"/>
+              </w:rPr>
+              <w:t>Organic capex — growth</w:t>
+            </w:r>
+          </w:p>
+        </w:tc>
+        <w:tc>
+          <w:tcPr>
+            <w:tcW w:type="dxa" w:w="2880"/>
+          </w:tcPr>
+          <w:p>
+            <w:r>
+              <w:rPr>
+                <w:sz w:val="18"/>
+              </w:rPr>
+              <w:t>40%</w:t>
+            </w:r>
+          </w:p>
+        </w:tc>
+        <w:tc>
+          <w:tcPr>
+            <w:tcW w:type="dxa" w:w="2880"/>
+          </w:tcPr>
+          <w:p>
+            <w:r>
+              <w:rPr>
+                <w:sz w:val="18"/>
+              </w:rPr>
+              <w:t>Healthcare, Industrial Manufacturing, Digital Infrastructure</w:t>
+            </w:r>
+          </w:p>
+        </w:tc>
+      </w:tr>
+      <w:tr>
+        <w:tc>
+          <w:tcPr>
+            <w:tcW w:type="dxa" w:w="2880"/>
+          </w:tcPr>
+          <w:p>
+            <w:r>
+              <w:rPr>
+                <w:sz w:val="18"/>
+              </w:rPr>
+              <w:t>Organic capex — maintenance</w:t>
+            </w:r>
+          </w:p>
+        </w:tc>
+        <w:tc>
+          <w:tcPr>
+            <w:tcW w:type="dxa" w:w="2880"/>
+          </w:tcPr>
+          <w:p>
+            <w:r>
+              <w:rPr>
+                <w:sz w:val="18"/>
+              </w:rPr>
+              <w:t>20%</w:t>
+            </w:r>
+          </w:p>
+        </w:tc>
+        <w:tc>
+          <w:tcPr>
+            <w:tcW w:type="dxa" w:w="2880"/>
+          </w:tcPr>
+          <w:p>
+            <w:r>
+              <w:rPr>
+                <w:sz w:val="18"/>
+              </w:rPr>
+              <w:t>All divisions; replacement and compliance</w:t>
+            </w:r>
+          </w:p>
+        </w:tc>
+      </w:tr>
+      <w:tr>
+        <w:tc>
+          <w:tcPr>
+            <w:tcW w:type="dxa" w:w="2880"/>
+          </w:tcPr>
+          <w:p>
+            <w:r>
+              <w:rPr>
+                <w:sz w:val="18"/>
+              </w:rPr>
+              <w:t>M&amp;A — bolt-on growth</w:t>
+            </w:r>
+          </w:p>
+        </w:tc>
+        <w:tc>
+          <w:tcPr>
+            <w:tcW w:type="dxa" w:w="2880"/>
+          </w:tcPr>
+          <w:p>
+            <w:r>
+              <w:rPr>
+                <w:sz w:val="18"/>
+              </w:rPr>
+              <w:t>20%</w:t>
+            </w:r>
+          </w:p>
+        </w:tc>
+        <w:tc>
+          <w:tcPr>
+            <w:tcW w:type="dxa" w:w="2880"/>
+          </w:tcPr>
+          <w:p>
+            <w:r>
+              <w:rPr>
+                <w:sz w:val="18"/>
+              </w:rPr>
+              <w:t>Up to MYR 800m per transaction; up to 3 per year</w:t>
+            </w:r>
+          </w:p>
+        </w:tc>
+      </w:tr>
+      <w:tr>
+        <w:tc>
+          <w:tcPr>
+            <w:tcW w:type="dxa" w:w="2880"/>
+          </w:tcPr>
+          <w:p>
+            <w:r>
+              <w:rPr>
+                <w:sz w:val="18"/>
+              </w:rPr>
+              <w:t>Shareholder returns — dividend</w:t>
+            </w:r>
+          </w:p>
+        </w:tc>
+        <w:tc>
+          <w:tcPr>
+            <w:tcW w:type="dxa" w:w="2880"/>
+          </w:tcPr>
+          <w:p>
+            <w:r>
+              <w:rPr>
+                <w:sz w:val="18"/>
+              </w:rPr>
+              <w:t>12%</w:t>
+            </w:r>
+          </w:p>
+        </w:tc>
+        <w:tc>
+          <w:tcPr>
+            <w:tcW w:type="dxa" w:w="2880"/>
+          </w:tcPr>
+          <w:p>
+            <w:r>
+              <w:rPr>
+                <w:sz w:val="18"/>
+              </w:rPr>
+              <w:t>Progressive policy; min 50% PAT pay-out</w:t>
+            </w:r>
+          </w:p>
+        </w:tc>
+      </w:tr>
+      <w:tr>
+        <w:tc>
+          <w:tcPr>
+            <w:tcW w:type="dxa" w:w="2880"/>
+          </w:tcPr>
+          <w:p>
+            <w:r>
+              <w:rPr>
+                <w:sz w:val="18"/>
+              </w:rPr>
+              <w:t>Shareholder returns — buybacks</w:t>
+            </w:r>
+          </w:p>
+        </w:tc>
+        <w:tc>
+          <w:tcPr>
+            <w:tcW w:type="dxa" w:w="2880"/>
+          </w:tcPr>
+          <w:p>
+            <w:r>
+              <w:rPr>
+                <w:sz w:val="18"/>
+              </w:rPr>
+              <w:t>5%</w:t>
+            </w:r>
+          </w:p>
+        </w:tc>
+        <w:tc>
+          <w:tcPr>
+            <w:tcW w:type="dxa" w:w="2880"/>
+          </w:tcPr>
+          <w:p>
+            <w:r>
+              <w:rPr>
+                <w:sz w:val="18"/>
+              </w:rPr>
+              <w:t>Tactical; triggered on valuation</w:t>
+            </w:r>
+          </w:p>
+        </w:tc>
+      </w:tr>
+      <w:tr>
+        <w:tc>
+          <w:tcPr>
+            <w:tcW w:type="dxa" w:w="2880"/>
+          </w:tcPr>
+          <w:p>
+            <w:r>
+              <w:rPr>
+                <w:sz w:val="18"/>
+              </w:rPr>
+              <w:t>Optionality / strategic reserves</w:t>
+            </w:r>
+          </w:p>
+        </w:tc>
+        <w:tc>
+          <w:tcPr>
+            <w:tcW w:type="dxa" w:w="2880"/>
+          </w:tcPr>
+          <w:p>
+            <w:r>
+              <w:rPr>
+                <w:sz w:val="18"/>
+              </w:rPr>
+              <w:t>3%</w:t>
+            </w:r>
+          </w:p>
+        </w:tc>
+        <w:tc>
+          <w:tcPr>
+            <w:tcW w:type="dxa" w:w="2880"/>
+          </w:tcPr>
+          <w:p>
+            <w:r>
+              <w:rPr>
+                <w:sz w:val="18"/>
+              </w:rPr>
+              <w:t>Headroom for opportunistic moves</w:t>
+            </w:r>
+          </w:p>
+        </w:tc>
+      </w:tr>
+    </w:tbl>
+    <w:p>
+      <w:pPr>
+        <w:spacing w:before="240" w:after="80"/>
+      </w:pPr>
+      <w:r>
+        <w:rPr>
+          <w:b/>
+          <w:color w:val="1F2D55"/>
+          <w:sz w:val="26"/>
+        </w:rPr>
+        <w:t>Division-level priorities</w:t>
+      </w:r>
+    </w:p>
+    <w:tbl>
+      <w:tblPr>
+        <w:tblStyle w:val="LightGrid-Accent1"/>
+        <w:tblW w:type="auto" w:w="0"/>
+        <w:tblLook w:firstColumn="1" w:firstRow="1" w:lastColumn="0" w:lastRow="0" w:noHBand="0" w:noVBand="1" w:val="04A0"/>
+      </w:tblPr>
+      <w:tblGrid>
+        <w:gridCol w:w="2880"/>
+        <w:gridCol w:w="2880"/>
+        <w:gridCol w:w="2880"/>
+      </w:tblGrid>
+      <w:tr>
+        <w:tc>
+          <w:tcPr>
+            <w:tcW w:type="dxa" w:w="2880"/>
+            <w:shd w:val="clear" w:color="auto" w:fill="1F2D55"/>
+          </w:tcPr>
+          <w:p>
+            <w:r>
+              <w:rPr>
+                <w:b/>
+                <w:color w:val="FFFFFF"/>
+                <w:sz w:val="18"/>
+              </w:rPr>
+              <w:t>Division</w:t>
+            </w:r>
+          </w:p>
+        </w:tc>
+        <w:tc>
+          <w:tcPr>
+            <w:tcW w:type="dxa" w:w="2880"/>
+            <w:shd w:val="clear" w:color="auto" w:fill="1F2D55"/>
+          </w:tcPr>
+          <w:p>
+            <w:r>
+              <w:rPr>
+                <w:b/>
+                <w:color w:val="FFFFFF"/>
+                <w:sz w:val="18"/>
+              </w:rPr>
+              <w:t>Strategic stance</w:t>
+            </w:r>
+          </w:p>
+        </w:tc>
+        <w:tc>
+          <w:tcPr>
+            <w:tcW w:type="dxa" w:w="2880"/>
+            <w:shd w:val="clear" w:color="auto" w:fill="1F2D55"/>
+          </w:tcPr>
+          <w:p>
+            <w:r>
+              <w:rPr>
+                <w:b/>
+                <w:color w:val="FFFFFF"/>
+                <w:sz w:val="18"/>
+              </w:rPr>
+              <w:t>Top priority FY2026-FY2027</w:t>
+            </w:r>
+          </w:p>
+        </w:tc>
+      </w:tr>
+      <w:tr>
+        <w:tc>
+          <w:tcPr>
+            <w:tcW w:type="dxa" w:w="2880"/>
+          </w:tcPr>
+          <w:p>
+            <w:r>
+              <w:rPr>
+                <w:sz w:val="18"/>
+              </w:rPr>
+              <w:t>Banking</w:t>
+            </w:r>
+          </w:p>
+        </w:tc>
+        <w:tc>
+          <w:tcPr>
+            <w:tcW w:type="dxa" w:w="2880"/>
+          </w:tcPr>
+          <w:p>
+            <w:r>
+              <w:rPr>
+                <w:sz w:val="18"/>
+              </w:rPr>
+              <w:t>Defend &amp; modernise</w:t>
+            </w:r>
+          </w:p>
+        </w:tc>
+        <w:tc>
+          <w:tcPr>
+            <w:tcW w:type="dxa" w:w="2880"/>
+          </w:tcPr>
+          <w:p>
+            <w:r>
+              <w:rPr>
+                <w:sz w:val="18"/>
+              </w:rPr>
+              <w:t>Digital-channel migration; cost-to-income to 38%</w:t>
+            </w:r>
+          </w:p>
+        </w:tc>
+      </w:tr>
+      <w:tr>
+        <w:tc>
+          <w:tcPr>
+            <w:tcW w:type="dxa" w:w="2880"/>
+          </w:tcPr>
+          <w:p>
+            <w:r>
+              <w:rPr>
+                <w:sz w:val="18"/>
+              </w:rPr>
+              <w:t>Insurance</w:t>
+            </w:r>
+          </w:p>
+        </w:tc>
+        <w:tc>
+          <w:tcPr>
+            <w:tcW w:type="dxa" w:w="2880"/>
+          </w:tcPr>
+          <w:p>
+            <w:r>
+              <w:rPr>
+                <w:sz w:val="18"/>
+              </w:rPr>
+              <w:t>Grow</w:t>
+            </w:r>
+          </w:p>
+        </w:tc>
+        <w:tc>
+          <w:tcPr>
+            <w:tcW w:type="dxa" w:w="2880"/>
+          </w:tcPr>
+          <w:p>
+            <w:r>
+              <w:rPr>
+                <w:sz w:val="18"/>
+              </w:rPr>
+              <w:t>Bancassurance JV scale-up; bancassurance penetration &gt;18%</w:t>
+            </w:r>
+          </w:p>
+        </w:tc>
+      </w:tr>
+      <w:tr>
+        <w:tc>
+          <w:tcPr>
+            <w:tcW w:type="dxa" w:w="2880"/>
+          </w:tcPr>
+          <w:p>
+            <w:r>
+              <w:rPr>
+                <w:sz w:val="18"/>
+              </w:rPr>
+              <w:t>Healthcare Services</w:t>
+            </w:r>
+          </w:p>
+        </w:tc>
+        <w:tc>
+          <w:tcPr>
+            <w:tcW w:type="dxa" w:w="2880"/>
+          </w:tcPr>
+          <w:p>
+            <w:r>
+              <w:rPr>
+                <w:sz w:val="18"/>
+              </w:rPr>
+              <w:t>Grow</w:t>
+            </w:r>
+          </w:p>
+        </w:tc>
+        <w:tc>
+          <w:tcPr>
+            <w:tcW w:type="dxa" w:w="2880"/>
+          </w:tcPr>
+          <w:p>
+            <w:r>
+              <w:rPr>
+                <w:sz w:val="18"/>
+              </w:rPr>
+              <w:t>5 hospitals to top-quartile margin; integrated tele-health roll-out</w:t>
+            </w:r>
+          </w:p>
+        </w:tc>
+      </w:tr>
+      <w:tr>
+        <w:tc>
+          <w:tcPr>
+            <w:tcW w:type="dxa" w:w="2880"/>
+          </w:tcPr>
+          <w:p>
+            <w:r>
+              <w:rPr>
+                <w:sz w:val="18"/>
+              </w:rPr>
+              <w:t>Industrial Manufacturing</w:t>
+            </w:r>
+          </w:p>
+        </w:tc>
+        <w:tc>
+          <w:tcPr>
+            <w:tcW w:type="dxa" w:w="2880"/>
+          </w:tcPr>
+          <w:p>
+            <w:r>
+              <w:rPr>
+                <w:sz w:val="18"/>
+              </w:rPr>
+              <w:t>Grow</w:t>
+            </w:r>
+          </w:p>
+        </w:tc>
+        <w:tc>
+          <w:tcPr>
+            <w:tcW w:type="dxa" w:w="2880"/>
+          </w:tcPr>
+          <w:p>
+            <w:r>
+              <w:rPr>
+                <w:sz w:val="18"/>
+              </w:rPr>
+              <w:t>Capacity expansion at 2 plants; export-market share +200 bps</w:t>
+            </w:r>
+          </w:p>
+        </w:tc>
+      </w:tr>
+      <w:tr>
+        <w:tc>
+          <w:tcPr>
+            <w:tcW w:type="dxa" w:w="2880"/>
+          </w:tcPr>
+          <w:p>
+            <w:r>
+              <w:rPr>
+                <w:sz w:val="18"/>
+              </w:rPr>
+              <w:t>Property Development</w:t>
+            </w:r>
+          </w:p>
+        </w:tc>
+        <w:tc>
+          <w:tcPr>
+            <w:tcW w:type="dxa" w:w="2880"/>
+          </w:tcPr>
+          <w:p>
+            <w:r>
+              <w:rPr>
+                <w:sz w:val="18"/>
+              </w:rPr>
+              <w:t>Optimise &amp; monetise</w:t>
+            </w:r>
+          </w:p>
+        </w:tc>
+        <w:tc>
+          <w:tcPr>
+            <w:tcW w:type="dxa" w:w="2880"/>
+          </w:tcPr>
+          <w:p>
+            <w:r>
+              <w:rPr>
+                <w:sz w:val="18"/>
+              </w:rPr>
+              <w:t>Two non-core asset divestments; capital recycling</w:t>
+            </w:r>
+          </w:p>
+        </w:tc>
+      </w:tr>
+      <w:tr>
+        <w:tc>
+          <w:tcPr>
+            <w:tcW w:type="dxa" w:w="2880"/>
+          </w:tcPr>
+          <w:p>
+            <w:r>
+              <w:rPr>
+                <w:sz w:val="18"/>
+              </w:rPr>
+              <w:t>Oil &amp; Gas (downstream)</w:t>
+            </w:r>
+          </w:p>
+        </w:tc>
+        <w:tc>
+          <w:tcPr>
+            <w:tcW w:type="dxa" w:w="2880"/>
+          </w:tcPr>
+          <w:p>
+            <w:r>
+              <w:rPr>
+                <w:sz w:val="18"/>
+              </w:rPr>
+              <w:t>Maintain</w:t>
+            </w:r>
+          </w:p>
+        </w:tc>
+        <w:tc>
+          <w:tcPr>
+            <w:tcW w:type="dxa" w:w="2880"/>
+          </w:tcPr>
+          <w:p>
+            <w:r>
+              <w:rPr>
+                <w:sz w:val="18"/>
+              </w:rPr>
+              <w:t>HSE excellence; refinery utilisation &gt;88%</w:t>
+            </w:r>
+          </w:p>
+        </w:tc>
+      </w:tr>
+      <w:tr>
+        <w:tc>
+          <w:tcPr>
+            <w:tcW w:type="dxa" w:w="2880"/>
+          </w:tcPr>
+          <w:p>
+            <w:r>
+              <w:rPr>
+                <w:sz w:val="18"/>
+              </w:rPr>
+              <w:t>Retail Distribution</w:t>
+            </w:r>
+          </w:p>
+        </w:tc>
+        <w:tc>
+          <w:tcPr>
+            <w:tcW w:type="dxa" w:w="2880"/>
+          </w:tcPr>
+          <w:p>
+            <w:r>
+              <w:rPr>
+                <w:sz w:val="18"/>
+              </w:rPr>
+              <w:t>Optimise</w:t>
+            </w:r>
+          </w:p>
+        </w:tc>
+        <w:tc>
+          <w:tcPr>
+            <w:tcW w:type="dxa" w:w="2880"/>
+          </w:tcPr>
+          <w:p>
+            <w:r>
+              <w:rPr>
+                <w:sz w:val="18"/>
+              </w:rPr>
+              <w:t>Margin recovery via mix; SKU rationalisation</w:t>
+            </w:r>
+          </w:p>
+        </w:tc>
+      </w:tr>
+      <w:tr>
+        <w:tc>
+          <w:tcPr>
+            <w:tcW w:type="dxa" w:w="2880"/>
+          </w:tcPr>
+          <w:p>
+            <w:r>
+              <w:rPr>
+                <w:sz w:val="18"/>
+              </w:rPr>
+              <w:t>Hospitality</w:t>
+            </w:r>
+          </w:p>
+        </w:tc>
+        <w:tc>
+          <w:tcPr>
+            <w:tcW w:type="dxa" w:w="2880"/>
+          </w:tcPr>
+          <w:p>
+            <w:r>
+              <w:rPr>
+                <w:sz w:val="18"/>
+              </w:rPr>
+              <w:t>Maintain</w:t>
+            </w:r>
+          </w:p>
+        </w:tc>
+        <w:tc>
+          <w:tcPr>
+            <w:tcW w:type="dxa" w:w="2880"/>
+          </w:tcPr>
+          <w:p>
+            <w:r>
+              <w:rPr>
+                <w:sz w:val="18"/>
+              </w:rPr>
+              <w:t>Brand investment; RevPAR recovery to 2019 levels</w:t>
+            </w:r>
+          </w:p>
+        </w:tc>
+      </w:tr>
+      <w:tr>
+        <w:tc>
+          <w:tcPr>
+            <w:tcW w:type="dxa" w:w="2880"/>
+          </w:tcPr>
+          <w:p>
+            <w:r>
+              <w:rPr>
+                <w:sz w:val="18"/>
+              </w:rPr>
+              <w:t>Digital Infrastructure</w:t>
+            </w:r>
+          </w:p>
+        </w:tc>
+        <w:tc>
+          <w:tcPr>
+            <w:tcW w:type="dxa" w:w="2880"/>
+          </w:tcPr>
+          <w:p>
+            <w:r>
+              <w:rPr>
+                <w:sz w:val="18"/>
+              </w:rPr>
+              <w:t>Grow</w:t>
+            </w:r>
+          </w:p>
+        </w:tc>
+        <w:tc>
+          <w:tcPr>
+            <w:tcW w:type="dxa" w:w="2880"/>
+          </w:tcPr>
+          <w:p>
+            <w:r>
+              <w:rPr>
+                <w:sz w:val="18"/>
+              </w:rPr>
+              <w:t>Data-centre capacity +60 MW; renewable PPA in place</w:t>
+            </w:r>
+          </w:p>
+        </w:tc>
+      </w:tr>
+      <w:tr>
+        <w:tc>
+          <w:tcPr>
+            <w:tcW w:type="dxa" w:w="2880"/>
+          </w:tcPr>
+          <w:p>
+            <w:r>
+              <w:rPr>
+                <w:sz w:val="18"/>
+              </w:rPr>
+              <w:t>Education Services</w:t>
+            </w:r>
+          </w:p>
+        </w:tc>
+        <w:tc>
+          <w:tcPr>
+            <w:tcW w:type="dxa" w:w="2880"/>
+          </w:tcPr>
+          <w:p>
+            <w:r>
+              <w:rPr>
+                <w:sz w:val="18"/>
+              </w:rPr>
+              <w:t>Optimise</w:t>
+            </w:r>
+          </w:p>
+        </w:tc>
+        <w:tc>
+          <w:tcPr>
+            <w:tcW w:type="dxa" w:w="2880"/>
+          </w:tcPr>
+          <w:p>
+            <w:r>
+              <w:rPr>
+                <w:sz w:val="18"/>
+              </w:rPr>
+              <w:t>Operating margin to 16%; pathway integration</w:t>
+            </w:r>
+          </w:p>
+        </w:tc>
+      </w:tr>
+      <w:tr>
+        <w:tc>
+          <w:tcPr>
+            <w:tcW w:type="dxa" w:w="2880"/>
+          </w:tcPr>
+          <w:p>
+            <w:r>
+              <w:rPr>
+                <w:sz w:val="18"/>
+              </w:rPr>
+              <w:t>Plantation</w:t>
+            </w:r>
+          </w:p>
+        </w:tc>
+        <w:tc>
+          <w:tcPr>
+            <w:tcW w:type="dxa" w:w="2880"/>
+          </w:tcPr>
+          <w:p>
+            <w:r>
+              <w:rPr>
+                <w:sz w:val="18"/>
+              </w:rPr>
+              <w:t>Defend</w:t>
+            </w:r>
+          </w:p>
+        </w:tc>
+        <w:tc>
+          <w:tcPr>
+            <w:tcW w:type="dxa" w:w="2880"/>
+          </w:tcPr>
+          <w:p>
+            <w:r>
+              <w:rPr>
+                <w:sz w:val="18"/>
+              </w:rPr>
+              <w:t>Yield uplift; downstream value-add scoping</w:t>
+            </w:r>
+          </w:p>
+        </w:tc>
+      </w:tr>
+    </w:tbl>
+    <w:p>
+      <w:pPr>
+        <w:spacing w:before="240" w:after="80"/>
+      </w:pPr>
+      <w:r>
+        <w:rPr>
+          <w:b/>
+          <w:color w:val="1F2D55"/>
+          <w:sz w:val="26"/>
+        </w:rPr>
+        <w:t>Strategic risks</w:t>
       </w:r>
     </w:p>
     <w:p>
       <w:pPr>
         <w:pStyle w:val="ListBullet"/>
+        <w:spacing w:after="40"/>
       </w:pPr>
       <w:r>
-        <w:t>Confirm the hospital strategy plan narrative with the Hospital Network CFO before Board cut-off.</w:t>
+        <w:rPr>
+          <w:sz w:val="20"/>
+        </w:rPr>
+        <w:t>Macro: prolonged higher rates, ASEAN currency volatility, slower China demand.</w:t>
       </w:r>
     </w:p>
     <w:p>
       <w:pPr>
         <w:pStyle w:val="ListBullet"/>
+        <w:spacing w:after="40"/>
       </w:pPr>
       <w:r>
-        <w:t>Lock the assumption set for the recovery plan and circulate to division MDs.</w:t>
+        <w:rPr>
+          <w:sz w:val="20"/>
+        </w:rPr>
+        <w:t>Regulatory: BNM / OJK consultations on capital, conduct, and ESG disclosure.</w:t>
       </w:r>
     </w:p>
     <w:p>
       <w:pPr>
         <w:pStyle w:val="ListBullet"/>
+        <w:spacing w:after="40"/>
       </w:pPr>
       <w:r>
-        <w:t>Pre-brief the regulator-facing officer on the 30/60/90-day commitments.</w:t>
+        <w:rPr>
+          <w:sz w:val="20"/>
+        </w:rPr>
+        <w:t>Technology: AI-driven competitive disruption in Banking, Insurance, Retail.</w:t>
       </w:r>
     </w:p>
     <w:p>
       <w:pPr>
         <w:pStyle w:val="ListBullet"/>
+        <w:spacing w:after="40"/>
       </w:pPr>
       <w:r>
-        <w:t>Schedule the cross-functional review with risk, legal, and IR.</w:t>
+        <w:rPr>
+          <w:sz w:val="20"/>
+        </w:rPr>
+        <w:t>Talent: war for top digital talent intensifies; retention costs rise.</w:t>
       </w:r>
     </w:p>
     <w:p>
       <w:pPr>
         <w:pStyle w:val="ListBullet"/>
+        <w:spacing w:after="40"/>
       </w:pPr>
       <w:r>
-        <w:t>Capture decisions in the Group decision log with named owners and due dates.</w:t>
-      </w:r>
-    </w:p>
-    <w:p>
-      <w:pPr>
-        <w:pStyle w:val="Heading1"/>
-      </w:pPr>
-      <w:r>
-        <w:t>5. Appendix — Source files</w:t>
+        <w:rPr>
+          <w:sz w:val="20"/>
+        </w:rPr>
+        <w:t>Climate transition: physical and transition risks in select assets.</w:t>
       </w:r>
     </w:p>
     <w:p>
       <w:pPr>
         <w:pStyle w:val="ListBullet"/>
+        <w:spacing w:after="40"/>
       </w:pPr>
       <w:r>
-        <w:t>HC_01_Hospital_Operations.xlsx</w:t>
+        <w:rPr>
+          <w:sz w:val="20"/>
+        </w:rPr>
+        <w:t>Cyber: nation-state and ransomware threats elevated.</w:t>
       </w:r>
     </w:p>
     <w:p>
       <w:pPr>
-        <w:pStyle w:val="ListBullet"/>
+        <w:spacing w:before="240" w:after="80"/>
       </w:pPr>
       <w:r>
-        <w:t>HC_02_Clinical_Governance_Policy.docx</w:t>
+        <w:rPr>
+          <w:b/>
+          <w:color w:val="1F2D55"/>
+          <w:sz w:val="26"/>
+        </w:rPr>
+        <w:t>Governance and review</w:t>
       </w:r>
     </w:p>
     <w:p>
       <w:pPr>
-        <w:pStyle w:val="ListBullet"/>
+        <w:spacing w:after="80"/>
       </w:pPr>
       <w:r>
-        <w:t>HC_03_Hospital_Strategy_Plan.docx</w:t>
+        <w:rPr>
+          <w:i w:val="0"/>
+          <w:sz w:val="20"/>
+        </w:rPr>
+        <w:t>Annual full refresh of this strategy document each February ahead of the FY budget cycle. Quarterly review at the Strategy Sub-Committee of the Board, with KPI dashboard reporting to GroupExCo monthly. Any material change in strategic direction (e.g., divestment of a Pillar division) triggers Board re-approval.</w:t>
       </w:r>
     </w:p>
     <w:p>
       <w:pPr>
-        <w:pStyle w:val="ListBullet"/>
+        <w:spacing w:before="240" w:after="80"/>
       </w:pPr>
       <w:r>
-        <w:t>HC_04_Bed_Occupancy_Tracker.xlsx</w:t>
+        <w:rPr>
+          <w:b/>
+          <w:color w:val="1F2D55"/>
+          <w:sz w:val="26"/>
+        </w:rPr>
+        <w:t>Closing</w:t>
       </w:r>
     </w:p>
     <w:p>
       <w:pPr>
-        <w:pStyle w:val="ListBullet"/>
+        <w:spacing w:after="80"/>
       </w:pPr>
       <w:r>
-        <w:t>HC_05_Patient_Safety_Audit.docx</w:t>
+        <w:rPr>
+          <w:i w:val="0"/>
+          <w:sz w:val="20"/>
+        </w:rPr>
+        <w:t>Five pillars; 11 divisions; one Group. Discipline in execution is the bridge between purpose and ambition.</w:t>
       </w:r>
     </w:p>
     <w:p>
       <w:pPr>
-        <w:pStyle w:val="ListBullet"/>
+        <w:jc w:val="center"/>
       </w:pPr>
       <w:r>
-        <w:t>HC_06_MOH_Compliance_Register.xlsx</w:t>
+        <w:rPr>
+          <w:i/>
+          <w:color w:val="9CA3AF"/>
+          <w:sz w:val="16"/>
+        </w:rPr>
+        <w:t>— END OF DOCUMENT —</w:t>
       </w:r>
     </w:p>
     <w:sectPr>
